--- a/docs/CEP_Technical_Stack_and_Capabilities.docx
+++ b/docs/CEP_Technical_Stack_and_Capabilities.docx
@@ -39,7 +39,7 @@
           <w:sz w:val="20"/>
           <w:szCs w:val="20"/>
         </w:rPr>
-        <w:t xml:space="preserve">Built 2026-10-03 from docs/CEP_Technical_Stack_and_Capabilities.md</w:t>
+        <w:t xml:space="preserve">Built 2026-10-04 from docs/CEP_Technical_Stack_and_Capabilities.md</w:t>
       </w:r>
     </w:p>
     <w:p>
@@ -2162,7 +2162,23 @@
                 <w:sz w:val="19"/>
                 <w:szCs w:val="19"/>
               </w:rPr>
-              <w:t xml:space="preserve">Revenue, conversions and ROI read from each campaign's actuals once the attribution feed fills them.</w:t>
+              <w:t xml:space="preserve">Orders from the shop (</w:t>
+            </w:r>
+            <w:r>
+              <w:rPr>
+                <w:rFonts w:ascii="Consolas" w:cs="Consolas" w:eastAsia="Consolas" w:hAnsi="Consolas"/>
+                <w:sz w:val="19"/>
+                <w:szCs w:val="19"/>
+              </w:rPr>
+              <w:t xml:space="preserve">POST /orders/</w:t>
+            </w:r>
+            <w:r>
+              <w:rPr>
+                <w:rFonts w:ascii="Arial" w:cs="Arial" w:eastAsia="Arial" w:hAnsi="Arial"/>
+                <w:sz w:val="19"/>
+                <w:szCs w:val="19"/>
+              </w:rPr>
+              <w:t xml:space="preserve">) and, if allowed, the point of sale, credited last-touch to the campaign named by a code or the latest click, open or text in configurable windows; revenue, buyers, cost, ROI and contribution per campaign, refunds netted.</w:t>
             </w:r>
           </w:p>
         </w:tc>
@@ -3586,7 +3602,7 @@
           <w:sz w:val="21"/>
           <w:szCs w:val="21"/>
         </w:rPr>
-        <w:t xml:space="preserve">The attribution feed that fills campaigns' revenue and conversions; until it runs, Home's revenue figures read as not set up.</w:t>
+        <w:t xml:space="preserve">Multi-touch attribution (credit shared along a person's path); today the last touch takes it all.</w:t>
       </w:r>
     </w:p>
     <w:p>
